--- a/legal pro/AI Legal Portal/Notice folder/ArthImpact_LRN.docx
+++ b/legal pro/AI Legal Portal/Notice folder/ArthImpact_LRN.docx
@@ -40,7 +40,29 @@
           <w:sz w:val="20"/>
           <w:szCs w:val="20"/>
         </w:rPr>
-        <w:t>${sno}</w:t>
+        <w:t>${</w:t>
+      </w:r>
+      <w:proofErr w:type="spellStart"/>
+      <w:r>
+        <w:rPr>
+          <w:rStyle w:val="Strong"/>
+          <w:rFonts w:ascii="Arial" w:hAnsi="Arial" w:cs="Arial"/>
+          <w:color w:val="000000"/>
+          <w:sz w:val="20"/>
+          <w:szCs w:val="20"/>
+        </w:rPr>
+        <w:t>sno</w:t>
+      </w:r>
+      <w:proofErr w:type="spellEnd"/>
+      <w:r>
+        <w:rPr>
+          <w:rStyle w:val="Strong"/>
+          <w:rFonts w:ascii="Arial" w:hAnsi="Arial" w:cs="Arial"/>
+          <w:color w:val="000000"/>
+          <w:sz w:val="20"/>
+          <w:szCs w:val="20"/>
+        </w:rPr>
+        <w:t>}</w:t>
       </w:r>
       <w:r>
         <w:rPr>
@@ -81,7 +103,29 @@
           <w:sz w:val="20"/>
           <w:szCs w:val="20"/>
         </w:rPr>
-        <w:t xml:space="preserve"> ${report_date} </w:t>
+        <w:t xml:space="preserve"> ${</w:t>
+      </w:r>
+      <w:proofErr w:type="spellStart"/>
+      <w:r>
+        <w:rPr>
+          <w:rStyle w:val="Strong"/>
+          <w:rFonts w:ascii="Arial" w:hAnsi="Arial" w:cs="Arial"/>
+          <w:color w:val="000000"/>
+          <w:sz w:val="20"/>
+          <w:szCs w:val="20"/>
+        </w:rPr>
+        <w:t>report_date</w:t>
+      </w:r>
+      <w:proofErr w:type="spellEnd"/>
+      <w:r>
+        <w:rPr>
+          <w:rStyle w:val="Strong"/>
+          <w:rFonts w:ascii="Arial" w:hAnsi="Arial" w:cs="Arial"/>
+          <w:color w:val="000000"/>
+          <w:sz w:val="20"/>
+          <w:szCs w:val="20"/>
+        </w:rPr>
+        <w:t xml:space="preserve">} </w:t>
       </w:r>
     </w:p>
     <w:p>
@@ -168,7 +212,27 @@
           <w:sz w:val="20"/>
           <w:szCs w:val="20"/>
         </w:rPr>
-        <w:t xml:space="preserve">Co-Borrower Name: ${co_borrower_name} </w:t>
+        <w:t>Co-Borrower Name: ${</w:t>
+      </w:r>
+      <w:proofErr w:type="spellStart"/>
+      <w:r>
+        <w:rPr>
+          <w:rStyle w:val="Strong"/>
+          <w:rFonts w:ascii="Arial" w:hAnsi="Arial" w:cs="Arial"/>
+          <w:sz w:val="20"/>
+          <w:szCs w:val="20"/>
+        </w:rPr>
+        <w:t>co_borrower_name</w:t>
+      </w:r>
+      <w:proofErr w:type="spellEnd"/>
+      <w:r>
+        <w:rPr>
+          <w:rStyle w:val="Strong"/>
+          <w:rFonts w:ascii="Arial" w:hAnsi="Arial" w:cs="Arial"/>
+          <w:sz w:val="20"/>
+          <w:szCs w:val="20"/>
+        </w:rPr>
+        <w:t xml:space="preserve">} </w:t>
       </w:r>
     </w:p>
     <w:p>
@@ -190,7 +254,29 @@
           <w:sz w:val="20"/>
           <w:szCs w:val="20"/>
         </w:rPr>
-        <w:t>Address: ${address}, ${city}, ${pincode}</w:t>
+        <w:t>Address: ${address}, ${city}, ${</w:t>
+      </w:r>
+      <w:proofErr w:type="spellStart"/>
+      <w:r>
+        <w:rPr>
+          <w:rStyle w:val="Strong"/>
+          <w:rFonts w:ascii="Arial" w:hAnsi="Arial" w:cs="Arial"/>
+          <w:color w:val="000000"/>
+          <w:sz w:val="20"/>
+          <w:szCs w:val="20"/>
+        </w:rPr>
+        <w:t>pincode</w:t>
+      </w:r>
+      <w:proofErr w:type="spellEnd"/>
+      <w:r>
+        <w:rPr>
+          <w:rStyle w:val="Strong"/>
+          <w:rFonts w:ascii="Arial" w:hAnsi="Arial" w:cs="Arial"/>
+          <w:color w:val="000000"/>
+          <w:sz w:val="20"/>
+          <w:szCs w:val="20"/>
+        </w:rPr>
+        <w:t>}</w:t>
       </w:r>
     </w:p>
     <w:p>
@@ -245,17 +331,60 @@
           <w:sz w:val="20"/>
           <w:szCs w:val="20"/>
         </w:rPr>
-        <w:t xml:space="preserve">SUB: LOAN RECALL NOTICE -  </w:t>
-      </w:r>
-      <w:r>
-        <w:rPr>
-          <w:rStyle w:val="Strong"/>
-          <w:rFonts w:ascii="Arial" w:hAnsi="Arial" w:cs="Arial"/>
-          <w:color w:val="000000"/>
-          <w:sz w:val="20"/>
-          <w:szCs w:val="20"/>
-        </w:rPr>
-        <w:t>${lan}</w:t>
+        <w:t xml:space="preserve">SUB: LOAN RECALL NOTICE </w:t>
+      </w:r>
+      <w:proofErr w:type="gramStart"/>
+      <w:r>
+        <w:rPr>
+          <w:rFonts w:ascii="Arial" w:hAnsi="Arial" w:cs="Arial"/>
+          <w:color w:val="000000"/>
+          <w:sz w:val="20"/>
+          <w:szCs w:val="20"/>
+        </w:rPr>
+        <w:t xml:space="preserve">-  </w:t>
+      </w:r>
+      <w:r>
+        <w:rPr>
+          <w:rStyle w:val="Strong"/>
+          <w:rFonts w:ascii="Arial" w:hAnsi="Arial" w:cs="Arial"/>
+          <w:color w:val="000000"/>
+          <w:sz w:val="20"/>
+          <w:szCs w:val="20"/>
+        </w:rPr>
+        <w:t>$</w:t>
+      </w:r>
+      <w:proofErr w:type="gramEnd"/>
+      <w:r>
+        <w:rPr>
+          <w:rStyle w:val="Strong"/>
+          <w:rFonts w:ascii="Arial" w:hAnsi="Arial" w:cs="Arial"/>
+          <w:color w:val="000000"/>
+          <w:sz w:val="20"/>
+          <w:szCs w:val="20"/>
+        </w:rPr>
+        <w:t>{</w:t>
+      </w:r>
+      <w:proofErr w:type="spellStart"/>
+      <w:r>
+        <w:rPr>
+          <w:rStyle w:val="Strong"/>
+          <w:rFonts w:ascii="Arial" w:hAnsi="Arial" w:cs="Arial"/>
+          <w:color w:val="000000"/>
+          <w:sz w:val="20"/>
+          <w:szCs w:val="20"/>
+        </w:rPr>
+        <w:t>lan</w:t>
+      </w:r>
+      <w:proofErr w:type="spellEnd"/>
+      <w:r>
+        <w:rPr>
+          <w:rStyle w:val="Strong"/>
+          <w:rFonts w:ascii="Arial" w:hAnsi="Arial" w:cs="Arial"/>
+          <w:color w:val="000000"/>
+          <w:sz w:val="20"/>
+          <w:szCs w:val="20"/>
+        </w:rPr>
+        <w:t>}</w:t>
       </w:r>
     </w:p>
     <w:p>
@@ -312,14 +441,25 @@
         </w:rPr>
         <w:t xml:space="preserve">Under instructions from our Client, </w:t>
       </w:r>
-      <w:r>
-        <w:rPr>
-          <w:rStyle w:val="Strong"/>
-          <w:rFonts w:ascii="Arial" w:hAnsi="Arial" w:cs="Arial"/>
-          <w:sz w:val="20"/>
-          <w:szCs w:val="20"/>
-        </w:rPr>
-        <w:t>Arthimpact Digital Loans Private Limited.</w:t>
+      <w:proofErr w:type="spellStart"/>
+      <w:r>
+        <w:rPr>
+          <w:rStyle w:val="Strong"/>
+          <w:rFonts w:ascii="Arial" w:hAnsi="Arial" w:cs="Arial"/>
+          <w:sz w:val="20"/>
+          <w:szCs w:val="20"/>
+        </w:rPr>
+        <w:t>Arthimpact</w:t>
+      </w:r>
+      <w:proofErr w:type="spellEnd"/>
+      <w:r>
+        <w:rPr>
+          <w:rStyle w:val="Strong"/>
+          <w:rFonts w:ascii="Arial" w:hAnsi="Arial" w:cs="Arial"/>
+          <w:sz w:val="20"/>
+          <w:szCs w:val="20"/>
+        </w:rPr>
+        <w:t xml:space="preserve"> Digital Loans Private Limited.</w:t>
       </w:r>
       <w:r>
         <w:rPr>
@@ -417,7 +557,25 @@
           <w:sz w:val="20"/>
           <w:szCs w:val="20"/>
         </w:rPr>
-        <w:t>That you, the aforenamed addressee/s, in your capacity as Borrower/Co Borrower/Guarantor applied to our Client for seeking/availing a financial assistance.</w:t>
+        <w:t xml:space="preserve">That you, the aforenamed addressee/s, in your capacity as Borrower/Co Borrower/Guarantor applied to our </w:t>
+      </w:r>
+      <w:proofErr w:type="gramStart"/>
+      <w:r>
+        <w:rPr>
+          <w:rFonts w:ascii="Arial" w:hAnsi="Arial" w:cs="Arial"/>
+          <w:sz w:val="20"/>
+          <w:szCs w:val="20"/>
+        </w:rPr>
+        <w:t>Client</w:t>
+      </w:r>
+      <w:proofErr w:type="gramEnd"/>
+      <w:r>
+        <w:rPr>
+          <w:rFonts w:ascii="Arial" w:hAnsi="Arial" w:cs="Arial"/>
+          <w:sz w:val="20"/>
+          <w:szCs w:val="20"/>
+        </w:rPr>
+        <w:t xml:space="preserve"> for seeking/availing a financial assistance.</w:t>
       </w:r>
     </w:p>
     <w:p>
@@ -450,7 +608,67 @@
           <w:sz w:val="20"/>
           <w:szCs w:val="20"/>
         </w:rPr>
-        <w:t>Rs.  ${loan_amount} /- ( ${loan_amount_InWord} )</w:t>
+        <w:t>Rs.  ${</w:t>
+      </w:r>
+      <w:proofErr w:type="spellStart"/>
+      <w:r>
+        <w:rPr>
+          <w:rStyle w:val="Strong"/>
+          <w:rFonts w:ascii="Arial" w:hAnsi="Arial" w:cs="Arial"/>
+          <w:sz w:val="20"/>
+          <w:szCs w:val="20"/>
+        </w:rPr>
+        <w:t>loan_amount</w:t>
+      </w:r>
+      <w:proofErr w:type="spellEnd"/>
+      <w:r>
+        <w:rPr>
+          <w:rStyle w:val="Strong"/>
+          <w:rFonts w:ascii="Arial" w:hAnsi="Arial" w:cs="Arial"/>
+          <w:sz w:val="20"/>
+          <w:szCs w:val="20"/>
+        </w:rPr>
+        <w:t xml:space="preserve">} /- </w:t>
+      </w:r>
+      <w:proofErr w:type="gramStart"/>
+      <w:r>
+        <w:rPr>
+          <w:rStyle w:val="Strong"/>
+          <w:rFonts w:ascii="Arial" w:hAnsi="Arial" w:cs="Arial"/>
+          <w:sz w:val="20"/>
+          <w:szCs w:val="20"/>
+        </w:rPr>
+        <w:t>( $</w:t>
+      </w:r>
+      <w:proofErr w:type="gramEnd"/>
+      <w:r>
+        <w:rPr>
+          <w:rStyle w:val="Strong"/>
+          <w:rFonts w:ascii="Arial" w:hAnsi="Arial" w:cs="Arial"/>
+          <w:sz w:val="20"/>
+          <w:szCs w:val="20"/>
+        </w:rPr>
+        <w:t>{</w:t>
+      </w:r>
+      <w:proofErr w:type="spellStart"/>
+      <w:r>
+        <w:rPr>
+          <w:rStyle w:val="Strong"/>
+          <w:rFonts w:ascii="Arial" w:hAnsi="Arial" w:cs="Arial"/>
+          <w:sz w:val="20"/>
+          <w:szCs w:val="20"/>
+        </w:rPr>
+        <w:t>loan_amount_InWord</w:t>
+      </w:r>
+      <w:proofErr w:type="spellEnd"/>
+      <w:r>
+        <w:rPr>
+          <w:rStyle w:val="Strong"/>
+          <w:rFonts w:ascii="Arial" w:hAnsi="Arial" w:cs="Arial"/>
+          <w:sz w:val="20"/>
+          <w:szCs w:val="20"/>
+        </w:rPr>
+        <w:t>} )</w:t>
       </w:r>
       <w:r>
         <w:rPr>
@@ -467,7 +685,27 @@
           <w:sz w:val="20"/>
           <w:szCs w:val="20"/>
         </w:rPr>
-        <w:t xml:space="preserve"> ${lan} </w:t>
+        <w:t xml:space="preserve"> ${</w:t>
+      </w:r>
+      <w:proofErr w:type="spellStart"/>
+      <w:r>
+        <w:rPr>
+          <w:rStyle w:val="Strong"/>
+          <w:rFonts w:ascii="Arial" w:hAnsi="Arial" w:cs="Arial"/>
+          <w:sz w:val="20"/>
+          <w:szCs w:val="20"/>
+        </w:rPr>
+        <w:t>lan</w:t>
+      </w:r>
+      <w:proofErr w:type="spellEnd"/>
+      <w:r>
+        <w:rPr>
+          <w:rStyle w:val="Strong"/>
+          <w:rFonts w:ascii="Arial" w:hAnsi="Arial" w:cs="Arial"/>
+          <w:sz w:val="20"/>
+          <w:szCs w:val="20"/>
+        </w:rPr>
+        <w:t xml:space="preserve">} </w:t>
       </w:r>
       <w:r>
         <w:rPr>
@@ -484,15 +722,53 @@
           <w:sz w:val="20"/>
           <w:szCs w:val="20"/>
         </w:rPr>
-        <w:t xml:space="preserve">${disbursement_date} </w:t>
-      </w:r>
-      <w:r>
-        <w:rPr>
-          <w:rFonts w:ascii="Arial" w:hAnsi="Arial" w:cs="Arial"/>
-          <w:sz w:val="20"/>
-          <w:szCs w:val="20"/>
-        </w:rPr>
-        <w:t> ("Loan Agreement”), which amount you, the aforenamed addressees, agreed to pay along with interest thereupon, in the mode of equated monthly installments as per the terms of the loan agreement, executed in this regard and schedule of charges provided to you at the time of loan disbursal.</w:t>
+        <w:t>${</w:t>
+      </w:r>
+      <w:proofErr w:type="spellStart"/>
+      <w:r>
+        <w:rPr>
+          <w:rStyle w:val="Strong"/>
+          <w:rFonts w:ascii="Arial" w:hAnsi="Arial" w:cs="Arial"/>
+          <w:sz w:val="20"/>
+          <w:szCs w:val="20"/>
+        </w:rPr>
+        <w:t>disbursement_date</w:t>
+      </w:r>
+      <w:proofErr w:type="spellEnd"/>
+      <w:r>
+        <w:rPr>
+          <w:rStyle w:val="Strong"/>
+          <w:rFonts w:ascii="Arial" w:hAnsi="Arial" w:cs="Arial"/>
+          <w:sz w:val="20"/>
+          <w:szCs w:val="20"/>
+        </w:rPr>
+        <w:t xml:space="preserve">} </w:t>
+      </w:r>
+      <w:r>
+        <w:rPr>
+          <w:rFonts w:ascii="Arial" w:hAnsi="Arial" w:cs="Arial"/>
+          <w:sz w:val="20"/>
+          <w:szCs w:val="20"/>
+        </w:rPr>
+        <w:t xml:space="preserve"> ("Loan Agreement”), which amount you, the aforenamed addressees, agreed to pay along with interest thereupon, in the mode of equated monthly </w:t>
+      </w:r>
+      <w:proofErr w:type="spellStart"/>
+      <w:r>
+        <w:rPr>
+          <w:rFonts w:ascii="Arial" w:hAnsi="Arial" w:cs="Arial"/>
+          <w:sz w:val="20"/>
+          <w:szCs w:val="20"/>
+        </w:rPr>
+        <w:t>installments</w:t>
+      </w:r>
+      <w:proofErr w:type="spellEnd"/>
+      <w:r>
+        <w:rPr>
+          <w:rFonts w:ascii="Arial" w:hAnsi="Arial" w:cs="Arial"/>
+          <w:sz w:val="20"/>
+          <w:szCs w:val="20"/>
+        </w:rPr>
+        <w:t xml:space="preserve"> as per the terms of the loan agreement, executed in this regard and schedule of charges provided to you at the time of loan disbursal.</w:t>
       </w:r>
     </w:p>
     <w:p>
@@ -516,7 +792,25 @@
           <w:sz w:val="20"/>
           <w:szCs w:val="20"/>
         </w:rPr>
-        <w:t>In consideration of the aforementioned loan availed from our Client you, the aforenamed addressees, executed various documents in favour of our Client, including the Loan Agreement, promissory note etc.</w:t>
+        <w:t xml:space="preserve">In consideration of the aforementioned loan availed from our </w:t>
+      </w:r>
+      <w:proofErr w:type="gramStart"/>
+      <w:r>
+        <w:rPr>
+          <w:rFonts w:ascii="Arial" w:hAnsi="Arial" w:cs="Arial"/>
+          <w:sz w:val="20"/>
+          <w:szCs w:val="20"/>
+        </w:rPr>
+        <w:t>Client</w:t>
+      </w:r>
+      <w:proofErr w:type="gramEnd"/>
+      <w:r>
+        <w:rPr>
+          <w:rFonts w:ascii="Arial" w:hAnsi="Arial" w:cs="Arial"/>
+          <w:sz w:val="20"/>
+          <w:szCs w:val="20"/>
+        </w:rPr>
+        <w:t xml:space="preserve"> you, the aforenamed addressees, executed various documents in favour of our Client, including the Loan Agreement, promissory note etc.</w:t>
       </w:r>
     </w:p>
     <w:p>
@@ -540,16 +834,94 @@
           <w:sz w:val="20"/>
           <w:szCs w:val="20"/>
         </w:rPr>
-        <w:t xml:space="preserve">You, the aforenamed addressees, have however, failed/ avoided to adhere to the terms of the repayment of the said Loan Agreement, and have thus defaulted and neglected to pay various EMIs including many of the cheques/ NACH mandate being dishonoured. On each occasion my client believing upon your representations and on good faith did not take any coercive action against you. Under these circumstances, you, the aforenamed addressees, have committed breach of the terms of the Loan Agreement, and have consequently rendered yourselves liable to repay the entire loan amount, along with interest thereupon as well as other charges, to our Client, forthwith. Our client has therefore, no option but to recall the entire loan, with interest and other charges. A total sum of </w:t>
-      </w:r>
-      <w:r>
-        <w:rPr>
-          <w:rStyle w:val="Strong"/>
-          <w:rFonts w:ascii="Arial" w:hAnsi="Arial" w:cs="Arial"/>
-          <w:sz w:val="20"/>
-          <w:szCs w:val="20"/>
-        </w:rPr>
-        <w:t>Rs.  ${amount_due} /- ( ${amount_due_InWord})</w:t>
+        <w:t xml:space="preserve">You, the aforenamed addressees, have however, failed/ avoided to adhere to the terms of the repayment of the said Loan Agreement, and have thus defaulted and neglected to pay various EMIs including many of the cheques/ NACH mandate being dishonoured. On each occasion my client believing upon your representations and on good faith did not take any coercive action against you. Under these circumstances, you, the aforenamed addressees, have committed breach of the terms of the Loan Agreement, and have consequently rendered yourselves liable to repay the entire loan amount, along with interest thereupon as well as other charges, to our </w:t>
+      </w:r>
+      <w:proofErr w:type="gramStart"/>
+      <w:r>
+        <w:rPr>
+          <w:rFonts w:ascii="Arial" w:hAnsi="Arial" w:cs="Arial"/>
+          <w:sz w:val="20"/>
+          <w:szCs w:val="20"/>
+        </w:rPr>
+        <w:t>Client</w:t>
+      </w:r>
+      <w:proofErr w:type="gramEnd"/>
+      <w:r>
+        <w:rPr>
+          <w:rFonts w:ascii="Arial" w:hAnsi="Arial" w:cs="Arial"/>
+          <w:sz w:val="20"/>
+          <w:szCs w:val="20"/>
+        </w:rPr>
+        <w:t xml:space="preserve">, forthwith. Our client has therefore, no option but to recall the entire loan, with interest and other charges. A total sum of </w:t>
+      </w:r>
+      <w:r>
+        <w:rPr>
+          <w:rStyle w:val="Strong"/>
+          <w:rFonts w:ascii="Arial" w:hAnsi="Arial" w:cs="Arial"/>
+          <w:sz w:val="20"/>
+          <w:szCs w:val="20"/>
+        </w:rPr>
+        <w:t>Rs.  ${</w:t>
+      </w:r>
+      <w:proofErr w:type="spellStart"/>
+      <w:r>
+        <w:rPr>
+          <w:rStyle w:val="Strong"/>
+          <w:rFonts w:ascii="Arial" w:hAnsi="Arial" w:cs="Arial"/>
+          <w:sz w:val="20"/>
+          <w:szCs w:val="20"/>
+        </w:rPr>
+        <w:t>amount_due</w:t>
+      </w:r>
+      <w:proofErr w:type="spellEnd"/>
+      <w:r>
+        <w:rPr>
+          <w:rStyle w:val="Strong"/>
+          <w:rFonts w:ascii="Arial" w:hAnsi="Arial" w:cs="Arial"/>
+          <w:sz w:val="20"/>
+          <w:szCs w:val="20"/>
+        </w:rPr>
+        <w:t xml:space="preserve">} /- </w:t>
+      </w:r>
+      <w:proofErr w:type="gramStart"/>
+      <w:r>
+        <w:rPr>
+          <w:rStyle w:val="Strong"/>
+          <w:rFonts w:ascii="Arial" w:hAnsi="Arial" w:cs="Arial"/>
+          <w:sz w:val="20"/>
+          <w:szCs w:val="20"/>
+        </w:rPr>
+        <w:t>( $</w:t>
+      </w:r>
+      <w:proofErr w:type="gramEnd"/>
+      <w:r>
+        <w:rPr>
+          <w:rStyle w:val="Strong"/>
+          <w:rFonts w:ascii="Arial" w:hAnsi="Arial" w:cs="Arial"/>
+          <w:sz w:val="20"/>
+          <w:szCs w:val="20"/>
+        </w:rPr>
+        <w:t>{</w:t>
+      </w:r>
+      <w:proofErr w:type="spellStart"/>
+      <w:r>
+        <w:rPr>
+          <w:rStyle w:val="Strong"/>
+          <w:rFonts w:ascii="Arial" w:hAnsi="Arial" w:cs="Arial"/>
+          <w:sz w:val="20"/>
+          <w:szCs w:val="20"/>
+        </w:rPr>
+        <w:t>amount_due_InWord</w:t>
+      </w:r>
+      <w:proofErr w:type="spellEnd"/>
+      <w:r>
+        <w:rPr>
+          <w:rStyle w:val="Strong"/>
+          <w:rFonts w:ascii="Arial" w:hAnsi="Arial" w:cs="Arial"/>
+          <w:sz w:val="20"/>
+          <w:szCs w:val="20"/>
+        </w:rPr>
+        <w:t>})</w:t>
       </w:r>
       <w:r>
         <w:rPr>
@@ -566,7 +938,27 @@
           <w:sz w:val="20"/>
           <w:szCs w:val="20"/>
         </w:rPr>
-        <w:t>${due_date}</w:t>
+        <w:t>${</w:t>
+      </w:r>
+      <w:proofErr w:type="spellStart"/>
+      <w:r>
+        <w:rPr>
+          <w:rStyle w:val="Strong"/>
+          <w:rFonts w:ascii="Arial" w:hAnsi="Arial" w:cs="Arial"/>
+          <w:sz w:val="20"/>
+          <w:szCs w:val="20"/>
+        </w:rPr>
+        <w:t>due_date</w:t>
+      </w:r>
+      <w:proofErr w:type="spellEnd"/>
+      <w:r>
+        <w:rPr>
+          <w:rStyle w:val="Strong"/>
+          <w:rFonts w:ascii="Arial" w:hAnsi="Arial" w:cs="Arial"/>
+          <w:sz w:val="20"/>
+          <w:szCs w:val="20"/>
+        </w:rPr>
+        <w:t>}</w:t>
       </w:r>
       <w:r>
         <w:rPr>
@@ -598,7 +990,25 @@
           <w:sz w:val="20"/>
           <w:szCs w:val="20"/>
         </w:rPr>
-        <w:t>After receiving the demand notice issued by our Client, you still have not made the payment. You had, thereafter, in several instances failed to fulfil your obligation towards making payment of your outstanding dues. On occurrence of such events, you have time and again met our client’s representatives and assured us that you shall make the payment of the entire outstanding soon and requested our Client not to initiate any legal proceedings against you.</w:t>
+        <w:t xml:space="preserve">After receiving the demand notice issued by our </w:t>
+      </w:r>
+      <w:proofErr w:type="gramStart"/>
+      <w:r>
+        <w:rPr>
+          <w:rFonts w:ascii="Arial" w:hAnsi="Arial" w:cs="Arial"/>
+          <w:sz w:val="20"/>
+          <w:szCs w:val="20"/>
+        </w:rPr>
+        <w:t>Client</w:t>
+      </w:r>
+      <w:proofErr w:type="gramEnd"/>
+      <w:r>
+        <w:rPr>
+          <w:rFonts w:ascii="Arial" w:hAnsi="Arial" w:cs="Arial"/>
+          <w:sz w:val="20"/>
+          <w:szCs w:val="20"/>
+        </w:rPr>
+        <w:t>, you still have not made the payment. You had, thereafter, in several instances failed to fulfil your obligation towards making payment of your outstanding dues. On occurrence of such events, you have time and again met our client’s representatives and assured us that you shall make the payment of the entire outstanding soon and requested our Client not to initiate any legal proceedings against you.</w:t>
       </w:r>
     </w:p>
     <w:p>
@@ -631,7 +1041,67 @@
           <w:sz w:val="20"/>
           <w:szCs w:val="20"/>
         </w:rPr>
-        <w:t>Rs.  ${amount_due} /- (  ${amount_due_InWord} )</w:t>
+        <w:t>Rs.  ${</w:t>
+      </w:r>
+      <w:proofErr w:type="spellStart"/>
+      <w:r>
+        <w:rPr>
+          <w:rStyle w:val="Strong"/>
+          <w:rFonts w:ascii="Arial" w:hAnsi="Arial" w:cs="Arial"/>
+          <w:sz w:val="20"/>
+          <w:szCs w:val="20"/>
+        </w:rPr>
+        <w:t>amount_due</w:t>
+      </w:r>
+      <w:proofErr w:type="spellEnd"/>
+      <w:r>
+        <w:rPr>
+          <w:rStyle w:val="Strong"/>
+          <w:rFonts w:ascii="Arial" w:hAnsi="Arial" w:cs="Arial"/>
+          <w:sz w:val="20"/>
+          <w:szCs w:val="20"/>
+        </w:rPr>
+        <w:t xml:space="preserve">} /- </w:t>
+      </w:r>
+      <w:proofErr w:type="gramStart"/>
+      <w:r>
+        <w:rPr>
+          <w:rStyle w:val="Strong"/>
+          <w:rFonts w:ascii="Arial" w:hAnsi="Arial" w:cs="Arial"/>
+          <w:sz w:val="20"/>
+          <w:szCs w:val="20"/>
+        </w:rPr>
+        <w:t>(  $</w:t>
+      </w:r>
+      <w:proofErr w:type="gramEnd"/>
+      <w:r>
+        <w:rPr>
+          <w:rStyle w:val="Strong"/>
+          <w:rFonts w:ascii="Arial" w:hAnsi="Arial" w:cs="Arial"/>
+          <w:sz w:val="20"/>
+          <w:szCs w:val="20"/>
+        </w:rPr>
+        <w:t>{</w:t>
+      </w:r>
+      <w:proofErr w:type="spellStart"/>
+      <w:r>
+        <w:rPr>
+          <w:rStyle w:val="Strong"/>
+          <w:rFonts w:ascii="Arial" w:hAnsi="Arial" w:cs="Arial"/>
+          <w:sz w:val="20"/>
+          <w:szCs w:val="20"/>
+        </w:rPr>
+        <w:t>amount_due_InWord</w:t>
+      </w:r>
+      <w:proofErr w:type="spellEnd"/>
+      <w:r>
+        <w:rPr>
+          <w:rStyle w:val="Strong"/>
+          <w:rFonts w:ascii="Arial" w:hAnsi="Arial" w:cs="Arial"/>
+          <w:sz w:val="20"/>
+          <w:szCs w:val="20"/>
+        </w:rPr>
+        <w:t>} )</w:t>
       </w:r>
       <w:r>
         <w:rPr>
@@ -681,7 +1151,25 @@
           <w:szCs w:val="20"/>
         </w:rPr>
         <w:lastRenderedPageBreak/>
-        <w:t>Section 138 NIA and Section 25 of PASSA which deals with dishonor of Cheque and ECS, respectively, which provide for punishment for imprisonment up to 2 (two) years, and/ or fine up to twice the amount of the Cheque/ECS amount or both.</w:t>
+        <w:t xml:space="preserve">Section 138 NIA and Section 25 of PASSA which deals with </w:t>
+      </w:r>
+      <w:proofErr w:type="spellStart"/>
+      <w:r>
+        <w:rPr>
+          <w:rFonts w:ascii="Arial" w:hAnsi="Arial" w:cs="Arial"/>
+          <w:sz w:val="20"/>
+          <w:szCs w:val="20"/>
+        </w:rPr>
+        <w:t>dishonor</w:t>
+      </w:r>
+      <w:proofErr w:type="spellEnd"/>
+      <w:r>
+        <w:rPr>
+          <w:rFonts w:ascii="Arial" w:hAnsi="Arial" w:cs="Arial"/>
+          <w:sz w:val="20"/>
+          <w:szCs w:val="20"/>
+        </w:rPr>
+        <w:t xml:space="preserve"> of Cheque and ECS, respectively, which provide for punishment for imprisonment up to 2 (two) years, and/ or fine up to twice the amount of the Cheque/ECS amount or both.</w:t>
       </w:r>
     </w:p>
     <w:p>
@@ -831,27 +1319,71 @@
           <w:sz w:val="20"/>
           <w:szCs w:val="20"/>
         </w:rPr>
-        <w:t>${collection_manager_</w:t>
-      </w:r>
-      <w:r>
-        <w:rPr>
-          <w:rStyle w:val="Strong"/>
-          <w:rFonts w:ascii="Arial" w:hAnsi="Arial" w:cs="Arial"/>
-          <w:color w:val="000000"/>
-          <w:sz w:val="20"/>
-          <w:szCs w:val="20"/>
-        </w:rPr>
-        <w:t>name} at</w:t>
-      </w:r>
-      <w:r>
-        <w:rPr>
-          <w:rStyle w:val="Strong"/>
-          <w:rFonts w:ascii="Arial" w:hAnsi="Arial" w:cs="Arial"/>
-          <w:color w:val="000000"/>
-          <w:sz w:val="20"/>
-          <w:szCs w:val="20"/>
-        </w:rPr>
-        <w:t xml:space="preserve"> ${collection_manager_number}</w:t>
+        <w:t>${</w:t>
+      </w:r>
+      <w:proofErr w:type="spellStart"/>
+      <w:r>
+        <w:rPr>
+          <w:rStyle w:val="Strong"/>
+          <w:rFonts w:ascii="Arial" w:hAnsi="Arial" w:cs="Arial"/>
+          <w:color w:val="000000"/>
+          <w:sz w:val="20"/>
+          <w:szCs w:val="20"/>
+        </w:rPr>
+        <w:t>collection_manager_</w:t>
+      </w:r>
+      <w:r>
+        <w:rPr>
+          <w:rStyle w:val="Strong"/>
+          <w:rFonts w:ascii="Arial" w:hAnsi="Arial" w:cs="Arial"/>
+          <w:color w:val="000000"/>
+          <w:sz w:val="20"/>
+          <w:szCs w:val="20"/>
+        </w:rPr>
+        <w:t>name</w:t>
+      </w:r>
+      <w:proofErr w:type="spellEnd"/>
+      <w:r>
+        <w:rPr>
+          <w:rStyle w:val="Strong"/>
+          <w:rFonts w:ascii="Arial" w:hAnsi="Arial" w:cs="Arial"/>
+          <w:color w:val="000000"/>
+          <w:sz w:val="20"/>
+          <w:szCs w:val="20"/>
+        </w:rPr>
+        <w:t>} at</w:t>
+      </w:r>
+      <w:r>
+        <w:rPr>
+          <w:rStyle w:val="Strong"/>
+          <w:rFonts w:ascii="Arial" w:hAnsi="Arial" w:cs="Arial"/>
+          <w:color w:val="000000"/>
+          <w:sz w:val="20"/>
+          <w:szCs w:val="20"/>
+        </w:rPr>
+        <w:t xml:space="preserve"> ${</w:t>
+      </w:r>
+      <w:proofErr w:type="spellStart"/>
+      <w:r>
+        <w:rPr>
+          <w:rStyle w:val="Strong"/>
+          <w:rFonts w:ascii="Arial" w:hAnsi="Arial" w:cs="Arial"/>
+          <w:color w:val="000000"/>
+          <w:sz w:val="20"/>
+          <w:szCs w:val="20"/>
+        </w:rPr>
+        <w:t>collection_manager_number</w:t>
+      </w:r>
+      <w:proofErr w:type="spellEnd"/>
+      <w:r>
+        <w:rPr>
+          <w:rStyle w:val="Strong"/>
+          <w:rFonts w:ascii="Arial" w:hAnsi="Arial" w:cs="Arial"/>
+          <w:color w:val="000000"/>
+          <w:sz w:val="20"/>
+          <w:szCs w:val="20"/>
+        </w:rPr>
+        <w:t>}</w:t>
       </w:r>
       <w:r>
         <w:rPr>
@@ -934,64 +1466,6 @@
           <w:szCs w:val="20"/>
         </w:rPr>
       </w:pPr>
-      <w:r>
-        <w:rPr>
-          <w:rFonts w:ascii="Arial" w:hAnsi="Arial" w:cs="Arial"/>
-          <w:b/>
-          <w:bCs/>
-          <w:noProof/>
-          <w:sz w:val="20"/>
-          <w:szCs w:val="20"/>
-        </w:rPr>
-        <w:drawing>
-          <wp:inline distT="0" distB="0" distL="0" distR="0" wp14:anchorId="1BF2E70F" wp14:editId="5839259A">
-            <wp:extent cx="1960880" cy="761365"/>
-            <wp:effectExtent l="0" t="0" r="1270" b="635"/>
-            <wp:docPr id="1" name="Picture 1" descr="Signature"/>
-            <wp:cNvGraphicFramePr>
-              <a:graphicFrameLocks xmlns:a="http://schemas.openxmlformats.org/drawingml/2006/main" noChangeAspect="1"/>
-            </wp:cNvGraphicFramePr>
-            <a:graphic xmlns:a="http://schemas.openxmlformats.org/drawingml/2006/main">
-              <a:graphicData uri="http://schemas.openxmlformats.org/drawingml/2006/picture">
-                <pic:pic xmlns:pic="http://schemas.openxmlformats.org/drawingml/2006/picture">
-                  <pic:nvPicPr>
-                    <pic:cNvPr id="0" name="Picture 1" descr="Signature"/>
-                    <pic:cNvPicPr>
-                      <a:picLocks noChangeAspect="1" noChangeArrowheads="1"/>
-                    </pic:cNvPicPr>
-                  </pic:nvPicPr>
-                  <pic:blipFill>
-                    <a:blip r:embed="rId5" cstate="print">
-                      <a:extLst>
-                        <a:ext uri="{28A0092B-C50C-407E-A947-70E740481C1C}">
-                          <a14:useLocalDpi xmlns:a14="http://schemas.microsoft.com/office/drawing/2010/main" val="0"/>
-                        </a:ext>
-                      </a:extLst>
-                    </a:blip>
-                    <a:srcRect/>
-                    <a:stretch>
-                      <a:fillRect/>
-                    </a:stretch>
-                  </pic:blipFill>
-                  <pic:spPr bwMode="auto">
-                    <a:xfrm>
-                      <a:off x="0" y="0"/>
-                      <a:ext cx="1960880" cy="761365"/>
-                    </a:xfrm>
-                    <a:prstGeom prst="rect">
-                      <a:avLst/>
-                    </a:prstGeom>
-                    <a:noFill/>
-                    <a:ln>
-                      <a:noFill/>
-                    </a:ln>
-                  </pic:spPr>
-                </pic:pic>
-              </a:graphicData>
-            </a:graphic>
-          </wp:inline>
-        </w:drawing>
-      </w:r>
     </w:p>
     <w:p>
       <w:pPr>
@@ -1035,8 +1509,19 @@
           <w:sz w:val="20"/>
           <w:szCs w:val="20"/>
         </w:rPr>
-        <w:t>Advocate Sahil Mahiwal</w:t>
-      </w:r>
+        <w:t xml:space="preserve">Advocate Sahil </w:t>
+      </w:r>
+      <w:proofErr w:type="spellStart"/>
+      <w:r>
+        <w:rPr>
+          <w:rStyle w:val="Strong"/>
+          <w:rFonts w:ascii="Arial" w:hAnsi="Arial" w:cs="Arial"/>
+          <w:sz w:val="20"/>
+          <w:szCs w:val="20"/>
+        </w:rPr>
+        <w:t>Mahiwal</w:t>
+      </w:r>
+      <w:proofErr w:type="spellEnd"/>
     </w:p>
     <w:p/>
     <w:sectPr>
